--- a/definitions/design/2/templates/reference-soap.docx
+++ b/definitions/design/2/templates/reference-soap.docx
@@ -3299,16 +3299,16 @@
           <wp:positionV relativeFrom="page">
             <wp:posOffset>766445</wp:posOffset>
           </wp:positionV>
-          <wp:extent cx="1801747" cy="418011"/>
+          <wp:extent cx="1084569" cy="418011"/>
           <wp:effectExtent l="0" t="0" r="8255" b="1270"/>
           <wp:wrapTopAndBottom distT="0" distB="0"/>
-          <wp:docPr id="9" name="Picture 9" descr="A picture containing text&#10;&#10;Description automatically generated"/>
+          <wp:docPr id="9" name="Picture 9" descr="Contoso logo"/>
           <wp:cNvGraphicFramePr/>
           <a:graphic xmlns:a="http://schemas.openxmlformats.org/drawingml/2006/main">
             <a:graphicData uri="http://schemas.openxmlformats.org/drawingml/2006/picture">
               <pic:pic xmlns:pic="http://schemas.openxmlformats.org/drawingml/2006/picture">
                 <pic:nvPicPr>
-                  <pic:cNvPr id="0" name="image8.png" descr="A picture containing text&#10;&#10;Description automatically generated"/>
+                  <pic:cNvPr id="0" name="contoso-logo.png" descr="Contoso logo"/>
                   <pic:cNvPicPr preferRelativeResize="0"/>
                 </pic:nvPicPr>
                 <pic:blipFill>
@@ -3321,7 +3321,7 @@
                 <pic:spPr>
                   <a:xfrm>
                     <a:off x="0" y="0"/>
-                    <a:ext cx="1801747" cy="418011"/>
+                    <a:ext cx="1084569" cy="418011"/>
                   </a:xfrm>
                   <a:prstGeom prst="rect">
                     <a:avLst/>

--- a/definitions/design/2/templates/reference-soap.docx
+++ b/definitions/design/2/templates/reference-soap.docx
@@ -2802,29 +2802,6 @@
       <w:pStyle w:val="Footer"/>
       <w:jc w:val="center"/>
     </w:pPr>
-    <w:r>
-      <w:t xml:space="preserve">We help New Zealanders to be safe, strong and independent </w:t>
-    </w:r>
-    <w:r>
-      <w:br/>
-      <w:t xml:space="preserve">Manaaki </w:t>
-    </w:r>
-    <w:proofErr w:type="spellStart"/>
-    <w:r>
-      <w:t>tangata</w:t>
-    </w:r>
-    <w:proofErr w:type="spellEnd"/>
-    <w:r>
-      <w:t xml:space="preserve">, </w:t>
-    </w:r>
-    <w:proofErr w:type="spellStart"/>
-    <w:r>
-      <w:t>manaaki</w:t>
-    </w:r>
-    <w:proofErr w:type="spellEnd"/>
-    <w:r>
-      <w:t xml:space="preserve"> Whānau</w:t>
-    </w:r>
   </w:p>
 </w:ftr>
 </file>
@@ -2878,7 +2855,7 @@
               <wp:extent cx="443865" cy="443865"/>
               <wp:effectExtent l="0" t="0" r="8890" b="12700"/>
               <wp:wrapNone/>
-              <wp:docPr id="4" name="Text Box 4" descr="IN-CONFIDENCE">
+              <wp:docPr id="4" name="Text Box 4">
                 <a:extLst xmlns:a="http://schemas.openxmlformats.org/drawingml/2006/main">
                   <a:ext uri="{5AE41FA2-C0FF-4470-9BD4-5FADCA87CBE2}">
                     <aclsh:classification xmlns:aclsh="http://schemas.microsoft.com/office/drawing/2020/classificationShape" classificationOutcomeType="hdr"/>
@@ -2920,7 +2897,7 @@
                               <w:noProof/>
                               <w:color w:val="000000"/>
                             </w:rPr>
-                            <w:t>IN-CONFIDENCE</w:t>
+                            <w:t/>
                           </w:r>
                         </w:p>
                       </w:txbxContent>
@@ -2943,7 +2920,7 @@
               <v:stroke joinstyle="miter"/>
               <v:path gradientshapeok="t" o:connecttype="rect"/>
             </v:shapetype>
-            <v:shape id="Text Box 4" o:spid="_x0000_s1026" type="#_x0000_t202" alt="IN-CONFIDENCE" style="position:absolute;margin-left:0;margin-top:0;width:34.95pt;height:34.95pt;z-index:251658242;visibility:visible;mso-wrap-style:none;mso-wrap-distance-left:0;mso-wrap-distance-top:0;mso-wrap-distance-right:0;mso-wrap-distance-bottom:0;mso-position-horizontal:center;mso-position-horizontal-relative:page;mso-position-vertical:top;mso-position-vertical-relative:page;v-text-anchor:top" o:gfxdata="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" filled="f" stroked="f">
+            <v:shape id="Text Box 4" o:spid="_x0000_s1026" type="#_x0000_t202" style="position:absolute;margin-left:0;margin-top:0;width:34.95pt;height:34.95pt;z-index:251658242;visibility:visible;mso-wrap-style:none;mso-wrap-distance-left:0;mso-wrap-distance-top:0;mso-wrap-distance-right:0;mso-wrap-distance-bottom:0;mso-position-horizontal:center;mso-position-horizontal-relative:page;mso-position-vertical:top;mso-position-vertical-relative:page;v-text-anchor:top" o:gfxdata="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" filled="f" stroked="f">
               <v:textbox style="mso-fit-shape-to-text:t" inset="0,15pt,0,0">
                 <w:txbxContent>
                   <w:p>
@@ -2961,7 +2938,7 @@
                         <w:noProof/>
                         <w:color w:val="000000"/>
                       </w:rPr>
-                      <w:t>IN-CONFIDENCE</w:t>
+                      <w:t/>
                     </w:r>
                   </w:p>
                 </w:txbxContent>
@@ -3189,7 +3166,7 @@
               <wp:extent cx="443865" cy="443865"/>
               <wp:effectExtent l="0" t="0" r="8890" b="12700"/>
               <wp:wrapNone/>
-              <wp:docPr id="5" name="Text Box 5" descr="IN-CONFIDENCE">
+              <wp:docPr id="5" name="Text Box 5">
                 <a:extLst xmlns:a="http://schemas.openxmlformats.org/drawingml/2006/main">
                   <a:ext uri="{5AE41FA2-C0FF-4470-9BD4-5FADCA87CBE2}">
                     <aclsh:classification xmlns:aclsh="http://schemas.microsoft.com/office/drawing/2020/classificationShape" classificationOutcomeType="hdr"/>
@@ -3231,7 +3208,7 @@
                               <w:noProof/>
                               <w:color w:val="000000"/>
                             </w:rPr>
-                            <w:t>IN-CONFIDENCE</w:t>
+                            <w:t/>
                           </w:r>
                         </w:p>
                       </w:txbxContent>
@@ -3254,7 +3231,7 @@
               <v:stroke joinstyle="miter"/>
               <v:path gradientshapeok="t" o:connecttype="rect"/>
             </v:shapetype>
-            <v:shape id="Text Box 5" o:spid="_x0000_s1031" type="#_x0000_t202" alt="IN-CONFIDENCE" style="position:absolute;left:0;text-align:left;margin-left:0;margin-top:0;width:34.95pt;height:34.95pt;z-index:251658243;visibility:visible;mso-wrap-style:none;mso-wrap-distance-left:0;mso-wrap-distance-top:0;mso-wrap-distance-right:0;mso-wrap-distance-bottom:0;mso-position-horizontal:center;mso-position-horizontal-relative:page;mso-position-vertical:top;mso-position-vertical-relative:page;v-text-anchor:top" o:gfxdata="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" filled="f" stroked="f">
+            <v:shape id="Text Box 5" o:spid="_x0000_s1031" type="#_x0000_t202" style="position:absolute;left:0;text-align:left;margin-left:0;margin-top:0;width:34.95pt;height:34.95pt;z-index:251658243;visibility:visible;mso-wrap-style:none;mso-wrap-distance-left:0;mso-wrap-distance-top:0;mso-wrap-distance-right:0;mso-wrap-distance-bottom:0;mso-position-horizontal:center;mso-position-horizontal-relative:page;mso-position-vertical:top;mso-position-vertical-relative:page;v-text-anchor:top" o:gfxdata="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" filled="f" stroked="f">
               <v:textbox style="mso-fit-shape-to-text:t" inset="0,15pt,0,0">
                 <w:txbxContent>
                   <w:p>
@@ -3272,7 +3249,7 @@
                         <w:noProof/>
                         <w:color w:val="000000"/>
                       </w:rPr>
-                      <w:t>IN-CONFIDENCE</w:t>
+                      <w:t/>
                     </w:r>
                   </w:p>
                 </w:txbxContent>
@@ -3380,7 +3357,7 @@
               <wp:extent cx="443865" cy="443865"/>
               <wp:effectExtent l="0" t="0" r="8890" b="12700"/>
               <wp:wrapNone/>
-              <wp:docPr id="3" name="Text Box 3" descr="IN-CONFIDENCE">
+              <wp:docPr id="3" name="Text Box 3">
                 <a:extLst xmlns:a="http://schemas.openxmlformats.org/drawingml/2006/main">
                   <a:ext uri="{5AE41FA2-C0FF-4470-9BD4-5FADCA87CBE2}">
                     <aclsh:classification xmlns:aclsh="http://schemas.microsoft.com/office/drawing/2020/classificationShape" classificationOutcomeType="hdr"/>
@@ -3422,7 +3399,7 @@
                               <w:noProof/>
                               <w:color w:val="000000"/>
                             </w:rPr>
-                            <w:t>IN-CONFIDENCE</w:t>
+                            <w:t/>
                           </w:r>
                         </w:p>
                       </w:txbxContent>
@@ -3445,7 +3422,7 @@
               <v:stroke joinstyle="miter"/>
               <v:path gradientshapeok="t" o:connecttype="rect"/>
             </v:shapetype>
-            <v:shape id="Text Box 3" o:spid="_x0000_s1032" type="#_x0000_t202" alt="IN-CONFIDENCE" style="position:absolute;margin-left:0;margin-top:0;width:34.95pt;height:34.95pt;z-index:251658241;visibility:visible;mso-wrap-style:none;mso-wrap-distance-left:0;mso-wrap-distance-top:0;mso-wrap-distance-right:0;mso-wrap-distance-bottom:0;mso-position-horizontal:center;mso-position-horizontal-relative:page;mso-position-vertical:top;mso-position-vertical-relative:page;v-text-anchor:top" o:gfxdata="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" filled="f" stroked="f">
+            <v:shape id="Text Box 3" o:spid="_x0000_s1032" type="#_x0000_t202" style="position:absolute;margin-left:0;margin-top:0;width:34.95pt;height:34.95pt;z-index:251658241;visibility:visible;mso-wrap-style:none;mso-wrap-distance-left:0;mso-wrap-distance-top:0;mso-wrap-distance-right:0;mso-wrap-distance-bottom:0;mso-position-horizontal:center;mso-position-horizontal-relative:page;mso-position-vertical:top;mso-position-vertical-relative:page;v-text-anchor:top" o:gfxdata="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" filled="f" stroked="f">
               <v:textbox style="mso-fit-shape-to-text:t" inset="0,15pt,0,0">
                 <w:txbxContent>
                   <w:p>
@@ -3463,7 +3440,7 @@
                         <w:noProof/>
                         <w:color w:val="000000"/>
                       </w:rPr>
-                      <w:t>IN-CONFIDENCE</w:t>
+                      <w:t/>
                     </w:r>
                   </w:p>
                 </w:txbxContent>
